--- a/Instruction.docx
+++ b/Instruction.docx
@@ -22,348 +22,27 @@
           <w:cs/>
           <w:lang w:bidi="bn-IN"/>
         </w:rPr>
-        <w:t>আচ্ছা শোনো এই প্রজেক্টের অনেক কিছু ডিলিট হবে আর সেটা হচ্ছে</w:t>
-      </w:r>
-    </w:p>
-    <w:p>
-      <w:pPr>
-        <w:shd w:val="clear" w:color="auto" w:fill="FFFFFF"/>
-        <w:spacing w:after="120" w:line="240" w:lineRule="auto"/>
-        <w:rPr>
-          <w:rFonts w:ascii="Times New Roman" w:eastAsia="Times New Roman" w:hAnsi="Times New Roman" w:cs="Times New Roman"/>
-          <w:color w:val="000000"/>
-          <w:sz w:val="28"/>
-          <w:szCs w:val="28"/>
-        </w:rPr>
-      </w:pPr>
-      <w:r>
-        <w:rPr>
-          <w:rFonts w:ascii="Times New Roman" w:eastAsia="Times New Roman" w:hAnsi="Times New Roman" w:cs="Times New Roman"/>
-          <w:color w:val="000000"/>
-          <w:sz w:val="28"/>
-          <w:szCs w:val="28"/>
-        </w:rPr>
-        <w:t xml:space="preserve">1. </w:t>
-      </w:r>
-      <w:r>
-        <w:rPr>
-          <w:rFonts w:ascii="Times New Roman" w:eastAsia="Times New Roman" w:hAnsi="Times New Roman" w:cs="Nirmala UI"/>
-          <w:color w:val="000000"/>
-          <w:sz w:val="28"/>
-          <w:szCs w:val="28"/>
-          <w:cs/>
-          <w:lang w:bidi="bn-IN"/>
-        </w:rPr>
-        <w:t>কোন ওয়েটার থাকবে না কিচেন হেড থাকবে না গেস্ট থাকবে না সুতরাং এই তিনজনের সব ডিলিট করে দিতে হবে এবং যেখানে যেখানে ব্যবহার করা হয়েছে সব ডিলিট করে দিতে হবে</w:t>
-      </w:r>
-      <w:r>
-        <w:rPr>
-          <w:rFonts w:ascii="Times New Roman" w:eastAsia="Times New Roman" w:hAnsi="Times New Roman" w:cs="Times New Roman"/>
-          <w:color w:val="000000"/>
-          <w:sz w:val="28"/>
-          <w:szCs w:val="28"/>
-        </w:rPr>
-        <w:t>, </w:t>
-      </w:r>
-    </w:p>
-    <w:p>
-      <w:pPr>
-        <w:shd w:val="clear" w:color="auto" w:fill="FFFFFF"/>
-        <w:spacing w:after="120" w:line="240" w:lineRule="auto"/>
-        <w:rPr>
-          <w:rFonts w:ascii="Times New Roman" w:eastAsia="Times New Roman" w:hAnsi="Times New Roman" w:cs="Times New Roman"/>
-          <w:color w:val="000000"/>
-          <w:sz w:val="28"/>
-          <w:szCs w:val="28"/>
-        </w:rPr>
-      </w:pPr>
-      <w:r>
-        <w:rPr>
-          <w:rFonts w:ascii="Times New Roman" w:eastAsia="Times New Roman" w:hAnsi="Times New Roman" w:cs="Times New Roman"/>
-          <w:color w:val="000000"/>
-          <w:sz w:val="28"/>
-          <w:szCs w:val="28"/>
-        </w:rPr>
-        <w:t xml:space="preserve">2. </w:t>
-      </w:r>
-      <w:r>
-        <w:rPr>
-          <w:rFonts w:ascii="Times New Roman" w:eastAsia="Times New Roman" w:hAnsi="Times New Roman" w:cs="Nirmala UI"/>
-          <w:color w:val="000000"/>
-          <w:sz w:val="28"/>
-          <w:szCs w:val="28"/>
-          <w:cs/>
-          <w:lang w:bidi="bn-IN"/>
-        </w:rPr>
-        <w:t xml:space="preserve">আর চেক করে দেখবে যে এই </w:t>
-      </w:r>
-      <w:r>
-        <w:rPr>
-          <w:rFonts w:ascii="Times New Roman" w:eastAsia="Times New Roman" w:hAnsi="Times New Roman" w:cs="Times New Roman"/>
-          <w:color w:val="000000"/>
-          <w:sz w:val="28"/>
-          <w:szCs w:val="28"/>
-        </w:rPr>
-        <w:t xml:space="preserve">workflow </w:t>
-      </w:r>
-      <w:r>
-        <w:rPr>
-          <w:rFonts w:ascii="Times New Roman" w:eastAsia="Times New Roman" w:hAnsi="Times New Roman" w:cs="Nirmala UI"/>
-          <w:color w:val="000000"/>
-          <w:sz w:val="28"/>
-          <w:szCs w:val="28"/>
-          <w:cs/>
-          <w:lang w:bidi="bn-IN"/>
-        </w:rPr>
-        <w:t xml:space="preserve">টা ঠিক আছে কিনা শুধুমাত্র এই একটিমাত্র ঠিক </w:t>
-      </w:r>
-      <w:r>
-        <w:rPr>
-          <w:rFonts w:ascii="Times New Roman" w:eastAsia="Times New Roman" w:hAnsi="Times New Roman" w:cs="Times New Roman"/>
-          <w:color w:val="000000"/>
-          <w:sz w:val="28"/>
-          <w:szCs w:val="28"/>
-        </w:rPr>
-        <w:t xml:space="preserve">workflow  </w:t>
-      </w:r>
-      <w:r>
-        <w:rPr>
-          <w:rFonts w:ascii="Times New Roman" w:eastAsia="Times New Roman" w:hAnsi="Times New Roman" w:cs="Nirmala UI"/>
-          <w:color w:val="000000"/>
-          <w:sz w:val="28"/>
-          <w:szCs w:val="28"/>
-          <w:cs/>
-          <w:lang w:bidi="bn-IN"/>
-        </w:rPr>
-        <w:t>থাকবে</w:t>
-      </w:r>
-    </w:p>
-    <w:p>
-      <w:pPr>
-        <w:shd w:val="clear" w:color="auto" w:fill="FFFFFF"/>
-        <w:spacing w:after="120" w:line="240" w:lineRule="auto"/>
-        <w:rPr>
-          <w:rFonts w:ascii="Times New Roman" w:eastAsia="Times New Roman" w:hAnsi="Times New Roman" w:cs="Times New Roman"/>
-          <w:color w:val="000000"/>
-          <w:sz w:val="28"/>
-          <w:szCs w:val="28"/>
-        </w:rPr>
-      </w:pPr>
-      <w:r>
-        <w:rPr>
-          <w:rFonts w:ascii="Times New Roman" w:eastAsia="Times New Roman" w:hAnsi="Times New Roman" w:cs="Nirmala UI"/>
-          <w:color w:val="000000"/>
-          <w:sz w:val="28"/>
-          <w:szCs w:val="28"/>
-          <w:cs/>
-          <w:lang w:bidi="bn-IN"/>
-        </w:rPr>
-        <w:t>আর সেটা হচ্ছে একজন নতুন ক্লাইন্ট রেজিস্ট্রেশন করতে পারবে এবং তার এই রেজিস্ট্রেশন রিকুয়েস্ট আকারে সুপার এডমিন এর কাছে যাবে সুপার এডমিন অ্যাপ্রুভ করলে তাকে একটি ইমেইল করা হবে এবং ইমেইলের মাধ্যমে সবকিছু জানিয়ে দেওয়া হবে তারপর সে সেই আইডি এবং পাসওয়ার্ড ব্যবহার করে নিজের একাউন্ট ব্যবহার করতে পারবে</w:t>
-      </w:r>
-      <w:r>
-        <w:rPr>
-          <w:rFonts w:ascii="Times New Roman" w:eastAsia="Times New Roman" w:hAnsi="Times New Roman" w:cs="Times New Roman"/>
-          <w:color w:val="000000"/>
-          <w:sz w:val="28"/>
-          <w:szCs w:val="28"/>
-        </w:rPr>
-        <w:t xml:space="preserve">, </w:t>
-      </w:r>
-      <w:r>
-        <w:rPr>
-          <w:rFonts w:ascii="Times New Roman" w:eastAsia="Times New Roman" w:hAnsi="Times New Roman" w:cs="Nirmala UI"/>
-          <w:color w:val="000000"/>
-          <w:sz w:val="28"/>
-          <w:szCs w:val="28"/>
-          <w:cs/>
-          <w:lang w:bidi="bn-IN"/>
-        </w:rPr>
-        <w:t>এবং এই অ্যাকাউন্ট ব্যবহার করে সে বর্তমানে যেই প্রসেসে খাবার অর্ডার করা যায় শুধুমাত্র খাবার অর্ডার করতে পারবে দিনে একবার</w:t>
-      </w:r>
-      <w:r>
-        <w:rPr>
-          <w:rFonts w:ascii="Times New Roman" w:eastAsia="Times New Roman" w:hAnsi="Times New Roman" w:cs="Times New Roman"/>
-          <w:color w:val="000000"/>
-          <w:sz w:val="28"/>
-          <w:szCs w:val="28"/>
-        </w:rPr>
-        <w:t xml:space="preserve">, </w:t>
-      </w:r>
-      <w:r>
-        <w:rPr>
-          <w:rFonts w:ascii="Times New Roman" w:eastAsia="Times New Roman" w:hAnsi="Times New Roman" w:cs="Nirmala UI"/>
-          <w:color w:val="000000"/>
-          <w:sz w:val="28"/>
-          <w:szCs w:val="28"/>
-          <w:cs/>
-          <w:lang w:bidi="bn-IN"/>
-        </w:rPr>
-        <w:t>এবং কে খাবার অর্ডার করছে কত টাকার খাবার অর্ডার করছে সেটি যেমন তার নিজের ড্যাশবোর্ডে থাকবে একই সাথে সুপার এক মিনিট ড্যাশবোর্ডের চলে যাবে এবং ম্যানেজারের ড্যাশবোর্ডে ও চলে যাবে</w:t>
-      </w:r>
-      <w:r>
-        <w:rPr>
-          <w:rFonts w:ascii="Times New Roman" w:eastAsia="Times New Roman" w:hAnsi="Times New Roman" w:cs="Times New Roman"/>
-          <w:color w:val="000000"/>
-          <w:sz w:val="28"/>
-          <w:szCs w:val="28"/>
-        </w:rPr>
-        <w:t xml:space="preserve">, </w:t>
-      </w:r>
-      <w:r>
-        <w:rPr>
-          <w:rFonts w:ascii="Times New Roman" w:eastAsia="Times New Roman" w:hAnsi="Times New Roman" w:cs="Nirmala UI"/>
-          <w:color w:val="000000"/>
-          <w:sz w:val="28"/>
-          <w:szCs w:val="28"/>
-          <w:cs/>
-          <w:lang w:bidi="bn-IN"/>
-        </w:rPr>
-        <w:t xml:space="preserve">এবং প্রতিদিন যখন খাবার অর্ডার করবে তখন হোমপেজ থেকে প্রতিদিনের যে </w:t>
-      </w:r>
-      <w:r>
-        <w:rPr>
-          <w:rFonts w:ascii="Times New Roman" w:eastAsia="Times New Roman" w:hAnsi="Times New Roman" w:cs="Times New Roman"/>
-          <w:color w:val="000000"/>
-          <w:sz w:val="28"/>
-          <w:szCs w:val="28"/>
-        </w:rPr>
-        <w:t xml:space="preserve">300 </w:t>
-      </w:r>
-      <w:r>
-        <w:rPr>
-          <w:rFonts w:ascii="Times New Roman" w:eastAsia="Times New Roman" w:hAnsi="Times New Roman" w:cs="Nirmala UI"/>
-          <w:color w:val="000000"/>
-          <w:sz w:val="28"/>
-          <w:szCs w:val="28"/>
-          <w:cs/>
-          <w:lang w:bidi="bn-IN"/>
-        </w:rPr>
-        <w:t>খাবার তার থেকে মাইনাস হতে থাকবে</w:t>
-      </w:r>
-      <w:r>
-        <w:rPr>
-          <w:rFonts w:ascii="Times New Roman" w:eastAsia="Times New Roman" w:hAnsi="Times New Roman" w:cs="Times New Roman"/>
-          <w:color w:val="000000"/>
-          <w:sz w:val="28"/>
-          <w:szCs w:val="28"/>
-        </w:rPr>
-        <w:t xml:space="preserve">, </w:t>
-      </w:r>
-      <w:r>
-        <w:rPr>
-          <w:rFonts w:ascii="Times New Roman" w:eastAsia="Times New Roman" w:hAnsi="Times New Roman" w:cs="Nirmala UI"/>
-          <w:color w:val="000000"/>
-          <w:sz w:val="28"/>
-          <w:szCs w:val="28"/>
-          <w:cs/>
-          <w:lang w:bidi="bn-IN"/>
-        </w:rPr>
-        <w:t>এবং দিনশেষে ম্যানেজার এবং সুপার এডমিন ইন্ডিভিজুয়ালি কোন ক্লায়েন্ট কবে কত টাকার খেয়েছে সেটা দেখতে পারবে এবং আসে কে কত টাকার খেয়েছে সেটাও দেখতে পারবে এবং একটি কোম্পানি ব্যবহার করে পিডিএফ</w:t>
-      </w:r>
-      <w:r>
-        <w:rPr>
-          <w:rFonts w:ascii="Times New Roman" w:eastAsia="Times New Roman" w:hAnsi="Times New Roman" w:cs="Times New Roman"/>
-          <w:color w:val="000000"/>
-          <w:sz w:val="28"/>
-          <w:szCs w:val="28"/>
-        </w:rPr>
-        <w:t xml:space="preserve">  </w:t>
-      </w:r>
-      <w:r>
-        <w:rPr>
-          <w:rFonts w:ascii="Times New Roman" w:eastAsia="Times New Roman" w:hAnsi="Times New Roman" w:cs="Nirmala UI"/>
-          <w:color w:val="000000"/>
-          <w:sz w:val="28"/>
-          <w:szCs w:val="28"/>
-          <w:cs/>
-          <w:lang w:bidi="bn-IN"/>
-        </w:rPr>
-        <w:t>প্রিন্ট দিয়ে এইচআর টিমের কাছে দিতে পারবে তাদের স্যালারি কাটার জন্য</w:t>
-      </w:r>
-      <w:r>
-        <w:rPr>
-          <w:rFonts w:ascii="Times New Roman" w:eastAsia="Times New Roman" w:hAnsi="Times New Roman" w:cs="Times New Roman"/>
-          <w:color w:val="000000"/>
-          <w:sz w:val="28"/>
-          <w:szCs w:val="28"/>
-        </w:rPr>
-        <w:t xml:space="preserve">, </w:t>
-      </w:r>
-      <w:r>
-        <w:rPr>
-          <w:rFonts w:ascii="Times New Roman" w:eastAsia="Times New Roman" w:hAnsi="Times New Roman" w:cs="Nirmala UI"/>
-          <w:color w:val="000000"/>
-          <w:sz w:val="28"/>
-          <w:szCs w:val="28"/>
-          <w:cs/>
-          <w:lang w:bidi="bn-IN"/>
-        </w:rPr>
-        <w:t>আর এখন অ্যাকাউন্ট খোলার জন্য অর্থাৎ রেজিস্ট্রেশন শুধুমাত্র সেলারি রিডাকশন এবং ফিক্সড মিল খেতে পারবে বাকি সমস্ত সিস্টেম ডিলিট করে দিতে হবে</w:t>
-      </w:r>
-      <w:r>
-        <w:rPr>
-          <w:rFonts w:ascii="Times New Roman" w:eastAsia="Times New Roman" w:hAnsi="Times New Roman" w:cs="Times New Roman"/>
-          <w:color w:val="000000"/>
-          <w:sz w:val="28"/>
-          <w:szCs w:val="28"/>
-        </w:rPr>
-        <w:t>, </w:t>
-      </w:r>
-    </w:p>
-    <w:p/>
-    <w:p>
-      <w:pPr>
-        <w:shd w:val="clear" w:color="auto" w:fill="FFFFFF"/>
-        <w:spacing w:after="280" w:line="240" w:lineRule="auto"/>
-        <w:rPr>
-          <w:rFonts w:ascii="Times New Roman" w:eastAsia="Times New Roman" w:hAnsi="Times New Roman" w:cs="Times New Roman"/>
-          <w:color w:val="000000"/>
-          <w:sz w:val="28"/>
-          <w:szCs w:val="28"/>
-        </w:rPr>
-      </w:pPr>
-      <w:r>
-        <w:rPr>
-          <w:rFonts w:ascii="Times New Roman" w:eastAsia="Times New Roman" w:hAnsi="Times New Roman" w:cs="Nirmala UI"/>
-          <w:color w:val="000000"/>
-          <w:sz w:val="28"/>
-          <w:szCs w:val="28"/>
-          <w:cs/>
-          <w:lang w:bidi="bn-IN"/>
-        </w:rPr>
-        <w:t>অর্থাৎ যদি তোমাকে আলাদা করে বলি সেটা হচ্ছে</w:t>
-      </w:r>
-    </w:p>
-    <w:p>
-      <w:pPr>
-        <w:shd w:val="clear" w:color="auto" w:fill="FFFFFF"/>
-        <w:spacing w:after="120" w:line="240" w:lineRule="auto"/>
-        <w:rPr>
-          <w:rFonts w:ascii="Times New Roman" w:eastAsia="Times New Roman" w:hAnsi="Times New Roman" w:cs="Times New Roman"/>
-          <w:color w:val="000000"/>
-          <w:sz w:val="28"/>
-          <w:szCs w:val="28"/>
-        </w:rPr>
-      </w:pPr>
-      <w:r>
-        <w:rPr>
-          <w:rFonts w:ascii="Times New Roman" w:eastAsia="Times New Roman" w:hAnsi="Times New Roman" w:cs="Times New Roman"/>
-          <w:color w:val="000000"/>
-          <w:sz w:val="28"/>
-          <w:szCs w:val="28"/>
-        </w:rPr>
-        <w:t xml:space="preserve">1. </w:t>
-      </w:r>
-      <w:r>
-        <w:rPr>
-          <w:rFonts w:ascii="Times New Roman" w:eastAsia="Times New Roman" w:hAnsi="Times New Roman" w:cs="Nirmala UI"/>
-          <w:color w:val="000000"/>
-          <w:sz w:val="28"/>
-          <w:szCs w:val="28"/>
-          <w:cs/>
-          <w:lang w:bidi="bn-IN"/>
-        </w:rPr>
-        <w:t>লগইন থেকে যেমন গেস্ট সরে যাবে ওয়েটার সেরে যাবে কিচেন হেড সরে যাবে শুধু লগইন পেজ থেকে সরে যাবে এমনটা নয় এই রোল গুলো যত জায়গায় ব্যবহার হয়েছে এই রোলের সঙ্গে রিলেটেড যত কম্পনেন্ট আছে সব ডিলিট হয়ে যাবে</w:t>
+        <w:t xml:space="preserve">আচ্ছা আমি তোমাকে প্রজেক্ট এর ফোল্ডার </w:t>
+      </w:r>
+      <w:r>
+        <w:rPr>
+          <w:rFonts w:ascii="Times New Roman" w:eastAsia="Times New Roman" w:hAnsi="Times New Roman" w:cs="Times New Roman"/>
+          <w:color w:val="000000"/>
+          <w:sz w:val="28"/>
+          <w:szCs w:val="28"/>
+        </w:rPr>
+        <w:t xml:space="preserve">Tree </w:t>
+      </w:r>
+      <w:r>
+        <w:rPr>
+          <w:rFonts w:ascii="Times New Roman" w:eastAsia="Times New Roman" w:hAnsi="Times New Roman" w:cs="Nirmala UI"/>
+          <w:color w:val="000000"/>
+          <w:sz w:val="28"/>
+          <w:szCs w:val="28"/>
+          <w:cs/>
+          <w:lang w:bidi="bn-IN"/>
+        </w:rPr>
+        <w:t>দিয়েছি</w:t>
       </w:r>
       <w:r>
         <w:rPr>
@@ -405,50 +84,38 @@
           <w:sz w:val="28"/>
           <w:szCs w:val="28"/>
         </w:rPr>
-        <w:t xml:space="preserve">2. </w:t>
-      </w:r>
-      <w:r>
-        <w:rPr>
-          <w:rFonts w:ascii="Times New Roman" w:eastAsia="Times New Roman" w:hAnsi="Times New Roman" w:cs="Nirmala UI"/>
-          <w:color w:val="000000"/>
-          <w:sz w:val="28"/>
-          <w:szCs w:val="28"/>
-          <w:cs/>
-          <w:lang w:bidi="bn-IN"/>
-        </w:rPr>
-        <w:t xml:space="preserve">সুপার এডমিনের ড্যাশবোর্ড থেকে ক্লাইন্ট ক্রিয়েট করার যেই সিস্টেম সেটি থাকবে অর্থাৎ ক্লাইন্ট থাকবে ম্যানেজার থাকবে কিচেন স্টাফ ডিলিট হবে টেবিল </w:t>
-      </w:r>
-      <w:r>
-        <w:rPr>
-          <w:rFonts w:ascii="Times New Roman" w:eastAsia="Times New Roman" w:hAnsi="Times New Roman" w:cs="Nirmala UI"/>
-          <w:color w:val="000000"/>
-          <w:sz w:val="28"/>
-          <w:szCs w:val="28"/>
-          <w:cs/>
-          <w:lang w:bidi="bn-IN"/>
-        </w:rPr>
-        <w:lastRenderedPageBreak/>
-        <w:t xml:space="preserve">ম্যানেজমেন্ট ডিলিট হবে </w:t>
-      </w:r>
-      <w:r>
-        <w:rPr>
-          <w:rFonts w:ascii="Times New Roman" w:eastAsia="Times New Roman" w:hAnsi="Times New Roman" w:cs="Times New Roman"/>
-          <w:color w:val="000000"/>
-          <w:sz w:val="28"/>
-          <w:szCs w:val="28"/>
-        </w:rPr>
-        <w:t xml:space="preserve">, Company Subsidy  </w:t>
-      </w:r>
-      <w:r>
-        <w:rPr>
-          <w:rFonts w:ascii="Times New Roman" w:eastAsia="Times New Roman" w:hAnsi="Times New Roman" w:cs="Nirmala UI"/>
-          <w:color w:val="000000"/>
-          <w:sz w:val="28"/>
-          <w:szCs w:val="28"/>
-          <w:cs/>
-          <w:lang w:bidi="bn-IN"/>
-        </w:rPr>
-        <w:t>ডিলিট হবে পারচেজ এন্ড এক্সপেন্স ডিলিট হবে বাকি সব থাকবে কিন্তু রি ডিজাইন এবং রিকন্ডিশন হবে এবং অবশ্যই অন্যান্য ফাংশনের সাথে কানেকশন থাকবে রিয়েল টাইমে</w:t>
+        <w:t xml:space="preserve">1. </w:t>
+      </w:r>
+      <w:r>
+        <w:rPr>
+          <w:rFonts w:ascii="Times New Roman" w:eastAsia="Times New Roman" w:hAnsi="Times New Roman" w:cs="Nirmala UI"/>
+          <w:color w:val="000000"/>
+          <w:sz w:val="28"/>
+          <w:szCs w:val="28"/>
+          <w:cs/>
+          <w:lang w:bidi="bn-IN"/>
+        </w:rPr>
+        <w:t>আমি চাই যে ফাইলগুলো তোমাকে দিয়েছি অর্থাৎ ইউজারের যেখানে যেখানে ইন্টারেকশন রয়েছে অর্থাৎ যত ফর্ম বা ইনপুট অপশন রয়েছে সেগুলো সিলেক্ট করলে যেন স্কেল আপ না হয় এবং জুম না হয় আর যেই ফোকাস এরিয়াতে বর্ডার হচ্ছে সেটা যেন খুবই মিনিমাল হয় আর প্রত্যেকটা পেজ রেসপন্সিভ এর ক্ষেত্রে যেন ডানে বামে পর্যাপ্ত জায়গা থাকে</w:t>
+      </w:r>
+      <w:r>
+        <w:rPr>
+          <w:rFonts w:ascii="Times New Roman" w:eastAsia="Times New Roman" w:hAnsi="Times New Roman" w:cs="Times New Roman"/>
+          <w:color w:val="000000"/>
+          <w:sz w:val="28"/>
+          <w:szCs w:val="28"/>
+        </w:rPr>
+        <w:t xml:space="preserve">, </w:t>
+      </w:r>
+      <w:r>
+        <w:rPr>
+          <w:rFonts w:ascii="Times New Roman" w:eastAsia="Times New Roman" w:hAnsi="Times New Roman" w:cs="Nirmala UI"/>
+          <w:color w:val="000000"/>
+          <w:sz w:val="28"/>
+          <w:szCs w:val="28"/>
+          <w:cs/>
+          <w:lang w:bidi="bn-IN"/>
+        </w:rPr>
+        <w:t>আরো কোথাও ইউজারের ইন্টারেকশন থাকলে সেটা আমাকে বলো সেই ফাইলগুলো আমি তোমাকে দিব সেগুলো ও তুমি ঠিক করবে</w:t>
       </w:r>
       <w:r>
         <w:rPr>
@@ -458,118 +125,6 @@
           <w:szCs w:val="28"/>
         </w:rPr>
         <w:t>, </w:t>
-      </w:r>
-    </w:p>
-    <w:p>
-      <w:pPr>
-        <w:shd w:val="clear" w:color="auto" w:fill="FFFFFF"/>
-        <w:spacing w:after="120" w:line="240" w:lineRule="auto"/>
-        <w:rPr>
-          <w:rFonts w:ascii="Times New Roman" w:eastAsia="Times New Roman" w:hAnsi="Times New Roman" w:cs="Times New Roman"/>
-          <w:color w:val="000000"/>
-          <w:sz w:val="28"/>
-          <w:szCs w:val="28"/>
-        </w:rPr>
-      </w:pPr>
-      <w:r>
-        <w:rPr>
-          <w:rFonts w:ascii="Times New Roman" w:eastAsia="Times New Roman" w:hAnsi="Times New Roman" w:cs="Times New Roman"/>
-          <w:color w:val="000000"/>
-          <w:sz w:val="28"/>
-          <w:szCs w:val="28"/>
-        </w:rPr>
-        <w:t xml:space="preserve">2. </w:t>
-      </w:r>
-      <w:r>
-        <w:rPr>
-          <w:rFonts w:ascii="Times New Roman" w:eastAsia="Times New Roman" w:hAnsi="Times New Roman" w:cs="Nirmala UI"/>
-          <w:color w:val="000000"/>
-          <w:sz w:val="28"/>
-          <w:szCs w:val="28"/>
-          <w:cs/>
-          <w:lang w:bidi="bn-IN"/>
-        </w:rPr>
-        <w:t xml:space="preserve">এবার আসি ম্যানেজার ড্যাশবোর্ডের অর্ডার এপ্রুভ সিস্টেম ডিলিট হবে কিচেন </w:t>
-      </w:r>
-      <w:r>
-        <w:rPr>
-          <w:rFonts w:ascii="Times New Roman" w:eastAsia="Times New Roman" w:hAnsi="Times New Roman" w:cs="Times New Roman"/>
-          <w:color w:val="000000"/>
-          <w:sz w:val="28"/>
-          <w:szCs w:val="28"/>
-        </w:rPr>
-        <w:t xml:space="preserve">queus </w:t>
-      </w:r>
-      <w:r>
-        <w:rPr>
-          <w:rFonts w:ascii="Times New Roman" w:eastAsia="Times New Roman" w:hAnsi="Times New Roman" w:cs="Nirmala UI"/>
-          <w:color w:val="000000"/>
-          <w:sz w:val="28"/>
-          <w:szCs w:val="28"/>
-          <w:cs/>
-          <w:lang w:bidi="bn-IN"/>
-        </w:rPr>
-        <w:t>দেখা ডিলিট হবে</w:t>
-      </w:r>
-      <w:r>
-        <w:rPr>
-          <w:rFonts w:ascii="Times New Roman" w:eastAsia="Times New Roman" w:hAnsi="Times New Roman" w:cs="Times New Roman"/>
-          <w:color w:val="000000"/>
-          <w:sz w:val="28"/>
-          <w:szCs w:val="28"/>
-        </w:rPr>
-        <w:t xml:space="preserve">, </w:t>
-      </w:r>
-      <w:r>
-        <w:rPr>
-          <w:rFonts w:ascii="Times New Roman" w:eastAsia="Times New Roman" w:hAnsi="Times New Roman" w:cs="Nirmala UI"/>
-          <w:color w:val="000000"/>
-          <w:sz w:val="28"/>
-          <w:szCs w:val="28"/>
-          <w:cs/>
-          <w:lang w:bidi="bn-IN"/>
-        </w:rPr>
-        <w:t xml:space="preserve">গেস্ট ম্যানেজমেন্ট ডিলিট হবে গেস্ট রিকোয়েস্ট ডিলিট হবে </w:t>
-      </w:r>
-      <w:r>
-        <w:rPr>
-          <w:rFonts w:ascii="Times New Roman" w:eastAsia="Times New Roman" w:hAnsi="Times New Roman" w:cs="Times New Roman"/>
-          <w:color w:val="000000"/>
-          <w:sz w:val="28"/>
-          <w:szCs w:val="28"/>
-        </w:rPr>
-        <w:t xml:space="preserve">Meal pre </w:t>
-      </w:r>
-      <w:r>
-        <w:rPr>
-          <w:rFonts w:ascii="Times New Roman" w:eastAsia="Times New Roman" w:hAnsi="Times New Roman" w:cs="Nirmala UI"/>
-          <w:color w:val="000000"/>
-          <w:sz w:val="28"/>
-          <w:szCs w:val="28"/>
-          <w:cs/>
-          <w:lang w:bidi="bn-IN"/>
-        </w:rPr>
-        <w:t>বুকিং ডিলিট হবে</w:t>
-      </w:r>
-      <w:r>
-        <w:rPr>
-          <w:rFonts w:ascii="Times New Roman" w:eastAsia="Times New Roman" w:hAnsi="Times New Roman" w:cs="Times New Roman"/>
-          <w:color w:val="000000"/>
-          <w:sz w:val="28"/>
-          <w:szCs w:val="28"/>
-        </w:rPr>
-        <w:t xml:space="preserve">, </w:t>
-      </w:r>
-      <w:r>
-        <w:rPr>
-          <w:rFonts w:ascii="Times New Roman" w:eastAsia="Times New Roman" w:hAnsi="Times New Roman" w:cs="Nirmala UI"/>
-          <w:color w:val="000000"/>
-          <w:sz w:val="28"/>
-          <w:szCs w:val="28"/>
-          <w:cs/>
-          <w:lang w:bidi="bn-IN"/>
-        </w:rPr>
-        <w:t>ওয়ালেট রিচার্জ ডিলিট হবে</w:t>
       </w:r>
     </w:p>
     <w:p>
@@ -602,48 +157,113 @@
           <w:sz w:val="28"/>
           <w:szCs w:val="28"/>
         </w:rPr>
-        <w:t xml:space="preserve">3. </w:t>
-      </w:r>
-      <w:r>
-        <w:rPr>
-          <w:rFonts w:ascii="Times New Roman" w:eastAsia="Times New Roman" w:hAnsi="Times New Roman" w:cs="Nirmala UI"/>
-          <w:color w:val="000000"/>
-          <w:sz w:val="28"/>
-          <w:szCs w:val="28"/>
-          <w:cs/>
-          <w:lang w:bidi="bn-IN"/>
-        </w:rPr>
-        <w:t xml:space="preserve">এবং ক্লাইন্ট থেকে একইভাবে </w:t>
-      </w:r>
-      <w:r>
-        <w:rPr>
-          <w:rFonts w:ascii="Times New Roman" w:eastAsia="Times New Roman" w:hAnsi="Times New Roman" w:cs="Times New Roman"/>
-          <w:color w:val="000000"/>
-          <w:sz w:val="28"/>
-          <w:szCs w:val="28"/>
-        </w:rPr>
-        <w:t xml:space="preserve">Meal Pre-Booking </w:t>
-      </w:r>
-      <w:r>
-        <w:rPr>
-          <w:rFonts w:ascii="Times New Roman" w:eastAsia="Times New Roman" w:hAnsi="Times New Roman" w:cs="Nirmala UI"/>
-          <w:color w:val="000000"/>
-          <w:sz w:val="28"/>
-          <w:szCs w:val="28"/>
-          <w:cs/>
-          <w:lang w:bidi="bn-IN"/>
-        </w:rPr>
-        <w:t>ডিলিট হবে</w:t>
-      </w:r>
-      <w:r>
-        <w:rPr>
-          <w:rFonts w:ascii="Times New Roman" w:eastAsia="Times New Roman" w:hAnsi="Times New Roman" w:cs="Times New Roman"/>
-          <w:color w:val="000000"/>
-          <w:sz w:val="28"/>
-          <w:szCs w:val="28"/>
-        </w:rPr>
-        <w:t>, Guest Request</w:t>
-      </w:r>
+        <w:t xml:space="preserve">2. </w:t>
+      </w:r>
+      <w:r>
+        <w:rPr>
+          <w:rFonts w:ascii="Times New Roman" w:eastAsia="Times New Roman" w:hAnsi="Times New Roman" w:cs="Nirmala UI"/>
+          <w:color w:val="000000"/>
+          <w:sz w:val="28"/>
+          <w:szCs w:val="28"/>
+          <w:cs/>
+          <w:lang w:bidi="bn-IN"/>
+        </w:rPr>
+        <w:t>এবং ইউজারের প্রোফাইলে পাসওয়ার্ড চেয়ে পরিবর্তনের একটি অপশন থাকবে যেখানে সে পূর্বের পাসওয়ার্ড টাইপ করবে এবং নতুন পাসওয়ার্ড টাইপ করবে এবং সিস্টেমে আপডেট করবে</w:t>
+      </w:r>
+      <w:r>
+        <w:rPr>
+          <w:rFonts w:ascii="Times New Roman" w:eastAsia="Times New Roman" w:hAnsi="Times New Roman" w:cs="Times New Roman"/>
+          <w:color w:val="000000"/>
+          <w:sz w:val="28"/>
+          <w:szCs w:val="28"/>
+        </w:rPr>
+        <w:t xml:space="preserve">, </w:t>
+      </w:r>
+      <w:r>
+        <w:rPr>
+          <w:rFonts w:ascii="Times New Roman" w:eastAsia="Times New Roman" w:hAnsi="Times New Roman" w:cs="Nirmala UI"/>
+          <w:color w:val="000000"/>
+          <w:sz w:val="28"/>
+          <w:szCs w:val="28"/>
+          <w:cs/>
+          <w:lang w:bidi="bn-IN"/>
+        </w:rPr>
+        <w:t xml:space="preserve">বর্তমানে যেহেতু ইউজারের ডাটাতে পাসওয়ার্ড নেই সুতরাং বর্তমানে এটি ইমপ্লিমেন্ট করা লাগবে না শুধু ইউআই তে ডিজাইনটি করা থাকবে কোন ফাংশনাল পরিবর্তন বা সংযোজন এখন দরকার নেই শুধু ডিসক্লেমার দেওয়া থাকবে যে ডেটাবেজ রেডি করার সময় ইউজারের </w:t>
+      </w:r>
+      <w:r>
+        <w:rPr>
+          <w:rFonts w:ascii="Times New Roman" w:eastAsia="Times New Roman" w:hAnsi="Times New Roman" w:cs="Times New Roman"/>
+          <w:color w:val="000000"/>
+          <w:sz w:val="28"/>
+          <w:szCs w:val="28"/>
+        </w:rPr>
+        <w:t xml:space="preserve">information </w:t>
+      </w:r>
+      <w:r>
+        <w:rPr>
+          <w:rFonts w:ascii="Times New Roman" w:eastAsia="Times New Roman" w:hAnsi="Times New Roman" w:cs="Nirmala UI"/>
+          <w:color w:val="000000"/>
+          <w:sz w:val="28"/>
+          <w:szCs w:val="28"/>
+          <w:cs/>
+          <w:lang w:bidi="bn-IN"/>
+        </w:rPr>
+        <w:t>এর সঙ্গে এটি সংযুক্ত</w:t>
+      </w:r>
+      <w:proofErr w:type="gramStart"/>
+      <w:r>
+        <w:rPr>
+          <w:rFonts w:ascii="Times New Roman" w:eastAsia="Times New Roman" w:hAnsi="Times New Roman" w:cs="Times New Roman"/>
+          <w:color w:val="000000"/>
+          <w:sz w:val="28"/>
+          <w:szCs w:val="28"/>
+        </w:rPr>
+        <w:t xml:space="preserve">  </w:t>
+      </w:r>
+      <w:r>
+        <w:rPr>
+          <w:rFonts w:ascii="Times New Roman" w:eastAsia="Times New Roman" w:hAnsi="Times New Roman" w:cs="Nirmala UI"/>
+          <w:color w:val="000000"/>
+          <w:sz w:val="28"/>
+          <w:szCs w:val="28"/>
+          <w:cs/>
+          <w:lang w:bidi="bn-IN"/>
+        </w:rPr>
+        <w:t>করত</w:t>
+      </w:r>
+      <w:proofErr w:type="gramEnd"/>
+      <w:r>
+        <w:rPr>
+          <w:rFonts w:ascii="Times New Roman" w:eastAsia="Times New Roman" w:hAnsi="Times New Roman" w:cs="Nirmala UI"/>
+          <w:color w:val="000000"/>
+          <w:sz w:val="28"/>
+          <w:szCs w:val="28"/>
+          <w:cs/>
+          <w:lang w:bidi="bn-IN"/>
+        </w:rPr>
+        <w:t>ে হবে</w:t>
+      </w:r>
+      <w:r>
+        <w:rPr>
+          <w:rFonts w:ascii="Times New Roman" w:eastAsia="Times New Roman" w:hAnsi="Times New Roman" w:cs="Times New Roman"/>
+          <w:color w:val="000000"/>
+          <w:sz w:val="28"/>
+          <w:szCs w:val="28"/>
+        </w:rPr>
+        <w:t>, </w:t>
+      </w:r>
+    </w:p>
+    <w:p>
+      <w:pPr>
+        <w:shd w:val="clear" w:color="auto" w:fill="FFFFFF"/>
+        <w:spacing w:after="0" w:line="240" w:lineRule="auto"/>
+        <w:rPr>
+          <w:rFonts w:ascii="Times New Roman" w:eastAsia="Times New Roman" w:hAnsi="Times New Roman" w:cs="Times New Roman"/>
+          <w:color w:val="000000"/>
+          <w:sz w:val="28"/>
+          <w:szCs w:val="28"/>
+        </w:rPr>
+      </w:pPr>
     </w:p>
     <w:p>
       <w:pPr>
@@ -658,47 +278,98 @@
       </w:pPr>
       <w:r>
         <w:rPr>
-          <w:rFonts w:ascii="Times New Roman" w:eastAsia="Times New Roman" w:hAnsi="Times New Roman" w:cs="Nirmala UI"/>
-          <w:color w:val="000000"/>
-          <w:sz w:val="28"/>
-          <w:szCs w:val="28"/>
-          <w:cs/>
-          <w:lang w:bidi="bn-IN"/>
-        </w:rPr>
-        <w:t>ডিলিট হবে</w:t>
-      </w:r>
-      <w:r>
-        <w:rPr>
-          <w:rFonts w:ascii="Times New Roman" w:eastAsia="Times New Roman" w:hAnsi="Times New Roman" w:cs="Times New Roman"/>
-          <w:color w:val="000000"/>
-          <w:sz w:val="28"/>
-          <w:szCs w:val="28"/>
-        </w:rPr>
-        <w:t xml:space="preserve">, Wallet &amp; Salary Deduction </w:t>
-      </w:r>
-      <w:r>
-        <w:rPr>
-          <w:rFonts w:ascii="Times New Roman" w:eastAsia="Times New Roman" w:hAnsi="Times New Roman" w:cs="Nirmala UI"/>
-          <w:color w:val="000000"/>
-          <w:sz w:val="28"/>
-          <w:szCs w:val="28"/>
-          <w:cs/>
-          <w:lang w:bidi="bn-IN"/>
-        </w:rPr>
-        <w:t>মডিফাই হবে শুধুমাত্র স্যালারি থেকে কাটা যাবে</w:t>
-      </w:r>
-      <w:r>
-        <w:rPr>
-          <w:rFonts w:ascii="Times New Roman" w:eastAsia="Times New Roman" w:hAnsi="Times New Roman" w:cs="Times New Roman"/>
-          <w:color w:val="000000"/>
-          <w:sz w:val="28"/>
-          <w:szCs w:val="28"/>
-        </w:rPr>
-        <w:t>, </w:t>
+          <w:rFonts w:ascii="Times New Roman" w:eastAsia="Times New Roman" w:hAnsi="Times New Roman" w:cs="Times New Roman"/>
+          <w:color w:val="000000"/>
+          <w:sz w:val="28"/>
+          <w:szCs w:val="28"/>
+        </w:rPr>
+        <w:t xml:space="preserve">3. </w:t>
+      </w:r>
+      <w:r>
+        <w:rPr>
+          <w:rFonts w:ascii="Times New Roman" w:eastAsia="Times New Roman" w:hAnsi="Times New Roman" w:cs="Nirmala UI"/>
+          <w:color w:val="000000"/>
+          <w:sz w:val="28"/>
+          <w:szCs w:val="28"/>
+          <w:cs/>
+          <w:lang w:bidi="bn-IN"/>
+        </w:rPr>
+        <w:t xml:space="preserve">আর সবগুলো মডিউলের সবগুলো কম্পনেন্ট চেক করে দেখো কোনটা কোনটা ব্যবহার হচ্ছে আর কোনটা কোনটা ব্যবহার হচ্ছে না তার উপর ভিত্তি করে সম্পূর্ণ প্রজেক্ট </w:t>
+      </w:r>
+      <w:r>
+        <w:rPr>
+          <w:rFonts w:ascii="Times New Roman" w:eastAsia="Times New Roman" w:hAnsi="Times New Roman" w:cs="Times New Roman"/>
+          <w:color w:val="000000"/>
+          <w:sz w:val="28"/>
+          <w:szCs w:val="28"/>
+        </w:rPr>
+        <w:t xml:space="preserve">tree </w:t>
+      </w:r>
+      <w:r>
+        <w:rPr>
+          <w:rFonts w:ascii="Times New Roman" w:eastAsia="Times New Roman" w:hAnsi="Times New Roman" w:cs="Nirmala UI"/>
+          <w:color w:val="000000"/>
+          <w:sz w:val="28"/>
+          <w:szCs w:val="28"/>
+          <w:cs/>
+          <w:lang w:bidi="bn-IN"/>
+        </w:rPr>
+        <w:t>ক্লিন করতে হবে</w:t>
+      </w:r>
+      <w:r>
+        <w:rPr>
+          <w:rFonts w:ascii="Times New Roman" w:eastAsia="Times New Roman" w:hAnsi="Times New Roman" w:cs="Times New Roman"/>
+          <w:color w:val="000000"/>
+          <w:sz w:val="28"/>
+          <w:szCs w:val="28"/>
+        </w:rPr>
+        <w:t>,</w:t>
       </w:r>
     </w:p>
-    <w:p/>
-    <w:p/>
+    <w:p>
+      <w:pPr>
+        <w:shd w:val="clear" w:color="auto" w:fill="FFFFFF"/>
+        <w:spacing w:after="0" w:line="240" w:lineRule="auto"/>
+        <w:rPr>
+          <w:rFonts w:ascii="Times New Roman" w:eastAsia="Times New Roman" w:hAnsi="Times New Roman" w:cs="Times New Roman"/>
+          <w:color w:val="000000"/>
+          <w:sz w:val="28"/>
+          <w:szCs w:val="28"/>
+        </w:rPr>
+      </w:pPr>
+    </w:p>
+    <w:p>
+      <w:pPr>
+        <w:shd w:val="clear" w:color="auto" w:fill="FFFFFF"/>
+        <w:spacing w:after="120" w:line="240" w:lineRule="auto"/>
+        <w:rPr>
+          <w:rFonts w:ascii="Times New Roman" w:eastAsia="Times New Roman" w:hAnsi="Times New Roman" w:cs="Times New Roman"/>
+          <w:color w:val="000000"/>
+          <w:sz w:val="28"/>
+          <w:szCs w:val="28"/>
+        </w:rPr>
+      </w:pPr>
+      <w:r>
+        <w:rPr>
+          <w:rFonts w:ascii="Times New Roman" w:eastAsia="Times New Roman" w:hAnsi="Times New Roman" w:cs="Times New Roman"/>
+          <w:color w:val="000000"/>
+          <w:sz w:val="28"/>
+          <w:szCs w:val="28"/>
+        </w:rPr>
+        <w:t xml:space="preserve">*** </w:t>
+      </w:r>
+      <w:r>
+        <w:rPr>
+          <w:rFonts w:ascii="Times New Roman" w:eastAsia="Times New Roman" w:hAnsi="Times New Roman" w:cs="Nirmala UI"/>
+          <w:color w:val="000000"/>
+          <w:sz w:val="28"/>
+          <w:szCs w:val="28"/>
+          <w:cs/>
+          <w:lang w:bidi="bn-IN"/>
+        </w:rPr>
+        <w:t>আমি প্রায় সকল কম্পনেন্টে কাজ করেছি নিজে থেকে রেসপন্সিভ এবং বিভিন্ন ফাংশনের সুতরাং তোমার যে কাজ করতে যেই যেই ফাইলের প্রয়োজন সেগুলো আমার কাছ থেকে চেয়ে নিবে আপডেট অবস্থাটা</w:t>
+      </w:r>
+    </w:p>
     <w:p>
       <w:bookmarkStart w:id="0" w:name="_GoBack"/>
       <w:bookmarkEnd w:id="0"/>
